--- a/en/wisdom-stories/education-or-character.docx
+++ b/en/wisdom-stories/education-or-character.docx
@@ -4,288 +4,158 @@
   <w:body>
     <w:p>
       <w:pPr>
-        <w:spacing w:before="0" w:after="60"/>
-        <w:jc w:val="left"/>
+        <w:pStyle w:val="Title"/>
       </w:pPr>
       <w:r>
-        <w:rPr>
-          <w:rFonts w:ascii="Arial" w:hAnsi="Arial" w:eastAsia="Arial"/>
-          <w:i w:val="0"/>
-          <w:color w:val="000000"/>
-          <w:sz w:val="52"/>
-        </w:rPr>
-        <w:t>Education or character</w:t>
+        <w:t>Training or Nature?</w:t>
       </w:r>
     </w:p>
     <w:p>
       <w:pPr>
-        <w:jc w:val="left"/>
+        <w:spacing w:after="80"/>
       </w:pPr>
       <w:r>
-        <w:rPr>
-          <w:rFonts w:ascii="Arial" w:hAnsi="Arial" w:eastAsia="Arial"/>
-          <w:i w:val="0"/>
-          <w:color w:val="000000"/>
-          <w:sz w:val="22"/>
-        </w:rPr>
-        <w:t>The king asks his minister:</w:t>
+        <w:t>A king asked his minister:</w:t>
       </w:r>
     </w:p>
     <w:p>
       <w:pPr>
-        <w:jc w:val="left"/>
+        <w:spacing w:after="80"/>
       </w:pPr>
       <w:r>
-        <w:rPr>
-          <w:rFonts w:ascii="Arial" w:hAnsi="Arial" w:eastAsia="Arial"/>
-          <w:i w:val="0"/>
-          <w:color w:val="000000"/>
-          <w:sz w:val="22"/>
-        </w:rPr>
-        <w:t>— Minister, is education important or character?</w:t>
+        <w:t>“Which matters more: training or nature?”</w:t>
       </w:r>
     </w:p>
     <w:p>
       <w:pPr>
-        <w:jc w:val="left"/>
+        <w:spacing w:after="80"/>
       </w:pPr>
       <w:r>
-        <w:rPr>
-          <w:rFonts w:ascii="Arial" w:hAnsi="Arial" w:eastAsia="Arial"/>
-          <w:i w:val="0"/>
-          <w:color w:val="000000"/>
-          <w:sz w:val="22"/>
-        </w:rPr>
-        <w:t>The minister answers without thinking:</w:t>
+        <w:t>The minister answered without hesitation:</w:t>
       </w:r>
     </w:p>
     <w:p>
       <w:pPr>
-        <w:jc w:val="left"/>
+        <w:spacing w:after="80"/>
       </w:pPr>
       <w:r>
-        <w:rPr>
-          <w:rFonts w:ascii="Arial" w:hAnsi="Arial" w:eastAsia="Arial"/>
-          <w:i w:val="0"/>
-          <w:color w:val="000000"/>
-          <w:sz w:val="22"/>
-        </w:rPr>
-        <w:t>— Character, my king.</w:t>
+        <w:t>“Nature, Your Majesty.”</w:t>
+      </w:r>
+    </w:p>
+    <w:p>
+      <w:pPr/>
+      <w:r>
+        <w:t>The king ordered his subjects to find the finest animal trainer in the country. When the man was brought before him, the king asked:</w:t>
       </w:r>
     </w:p>
     <w:p>
       <w:pPr>
-        <w:jc w:val="left"/>
+        <w:spacing w:after="80"/>
       </w:pPr>
       <w:r>
-        <w:rPr>
-          <w:rFonts w:ascii="Arial" w:hAnsi="Arial" w:eastAsia="Arial"/>
-          <w:i w:val="0"/>
-          <w:color w:val="000000"/>
-          <w:sz w:val="22"/>
-        </w:rPr>
-        <w:t>The king sends a proclamation to the country, orders to find the best animal trainer and bring him to him. They find such a person and bring him. The king asks the man:</w:t>
+        <w:t>“How long would it take you to teach a cat to serve guests with a bowl in its paw?”</w:t>
       </w:r>
     </w:p>
     <w:p>
       <w:pPr>
-        <w:jc w:val="left"/>
+        <w:spacing w:after="80"/>
       </w:pPr>
       <w:r>
-        <w:rPr>
-          <w:rFonts w:ascii="Arial" w:hAnsi="Arial" w:eastAsia="Arial"/>
-          <w:i w:val="0"/>
-          <w:color w:val="000000"/>
-          <w:sz w:val="22"/>
-        </w:rPr>
-        <w:t>— How long can it take you to train a cat to serve the assembly with a bowl in its paw?</w:t>
+        <w:t>“Six months, Your Majesty.”</w:t>
       </w:r>
     </w:p>
     <w:p>
       <w:pPr>
-        <w:jc w:val="left"/>
+        <w:spacing w:after="80"/>
       </w:pPr>
       <w:r>
-        <w:rPr>
-          <w:rFonts w:ascii="Arial" w:hAnsi="Arial" w:eastAsia="Arial"/>
-          <w:i w:val="0"/>
-          <w:color w:val="000000"/>
-          <w:sz w:val="22"/>
-        </w:rPr>
-        <w:t>— Six months, my king.</w:t>
+        <w:t>Six months later, the trainer returned to the palace with the cat.</w:t>
       </w:r>
     </w:p>
     <w:p>
       <w:pPr>
-        <w:jc w:val="left"/>
+        <w:spacing w:after="80"/>
       </w:pPr>
       <w:r>
-        <w:rPr>
-          <w:rFonts w:ascii="Arial" w:hAnsi="Arial" w:eastAsia="Arial"/>
-          <w:i w:val="0"/>
-          <w:color w:val="000000"/>
-          <w:sz w:val="22"/>
-        </w:rPr>
-        <w:t>Six months pass. The man is called to the palace with the cat he has trained. The king asks:</w:t>
+        <w:t>“Have you taught it?” the king asked.</w:t>
       </w:r>
     </w:p>
     <w:p>
       <w:pPr>
-        <w:jc w:val="left"/>
+        <w:spacing w:after="80"/>
       </w:pPr>
       <w:r>
-        <w:rPr>
-          <w:rFonts w:ascii="Arial" w:hAnsi="Arial" w:eastAsia="Arial"/>
-          <w:i w:val="0"/>
-          <w:color w:val="000000"/>
-          <w:sz w:val="22"/>
-        </w:rPr>
-        <w:t>— Did you teach it?</w:t>
+        <w:t>“Yes, Your Majesty.”</w:t>
+      </w:r>
+    </w:p>
+    <w:p>
+      <w:pPr/>
+      <w:r>
+        <w:t>The court gathered, and the cat began serving the guests. As it approached the minister, the king asked again:</w:t>
       </w:r>
     </w:p>
     <w:p>
       <w:pPr>
-        <w:jc w:val="left"/>
+        <w:spacing w:after="80"/>
       </w:pPr>
       <w:r>
-        <w:rPr>
-          <w:rFonts w:ascii="Arial" w:hAnsi="Arial" w:eastAsia="Arial"/>
-          <w:i w:val="0"/>
-          <w:color w:val="000000"/>
-          <w:sz w:val="22"/>
-        </w:rPr>
-        <w:t>— I did, my king.</w:t>
+        <w:t>“Which matters more: training or nature?”</w:t>
+      </w:r>
+    </w:p>
+    <w:p>
+      <w:pPr/>
+      <w:r>
+        <w:t>Before answering, the minister took a mouse from his pocket and released it. The cat immediately dropped the bowl and chased it.</w:t>
       </w:r>
     </w:p>
     <w:p>
       <w:pPr>
-        <w:jc w:val="left"/>
+        <w:spacing w:after="80"/>
       </w:pPr>
       <w:r>
-        <w:rPr>
-          <w:rFonts w:ascii="Arial" w:hAnsi="Arial" w:eastAsia="Arial"/>
-          <w:i w:val="0"/>
-          <w:color w:val="000000"/>
-          <w:sz w:val="22"/>
-        </w:rPr>
-        <w:t>The entire palace gathers. The cat begins to serve them with a bowl in its paw. When the cat approaches the minister, the king asks:</w:t>
+        <w:t>Then the minister turned to the king.</w:t>
       </w:r>
     </w:p>
     <w:p>
       <w:pPr>
-        <w:jc w:val="left"/>
+        <w:keepNext/>
+        <w:spacing w:after="80"/>
       </w:pPr>
       <w:r>
-        <w:rPr>
-          <w:rFonts w:ascii="Arial" w:hAnsi="Arial" w:eastAsia="Arial"/>
-          <w:i w:val="0"/>
-          <w:color w:val="000000"/>
-          <w:sz w:val="22"/>
-        </w:rPr>
-        <w:t>— Minister, is education important or character?</w:t>
+        <w:t>“Nature, Your Majesty.”</w:t>
       </w:r>
     </w:p>
     <w:p>
       <w:pPr>
-        <w:jc w:val="left"/>
+        <w:keepNext/>
+        <w:keepLines/>
+        <w:spacing w:before="160"/>
       </w:pPr>
       <w:r>
         <w:rPr>
-          <w:rFonts w:ascii="Arial" w:hAnsi="Arial" w:eastAsia="Arial"/>
-          <w:i w:val="0"/>
-          <w:color w:val="000000"/>
-          <w:sz w:val="22"/>
+          <w:b/>
         </w:rPr>
-        <w:t>Before the minister can answer the king, he takes out a mouse he has been holding ready in his pocket and drops it on the ground. Seeing the mouse, the cat drops its paw and runs after it.</w:t>
+        <w:t>Moral:</w:t>
+      </w:r>
+      <w:r>
+        <w:t xml:space="preserve"> Training may shape behavior, but an opportunity can reveal the nature beneath it. Learning matters, but character matters too.</w:t>
       </w:r>
     </w:p>
     <w:p>
       <w:pPr>
-        <w:jc w:val="left"/>
+        <w:spacing w:after="80"/>
       </w:pPr>
       <w:r>
         <w:rPr>
-          <w:rFonts w:ascii="Arial" w:hAnsi="Arial" w:eastAsia="Arial"/>
-          <w:i w:val="0"/>
-          <w:color w:val="000000"/>
-          <w:sz w:val="22"/>
+          <w:i/>
+          <w:sz w:val="18"/>
         </w:rPr>
-        <w:t>The vizier answers the king:</w:t>
-      </w:r>
-    </w:p>
-    <w:p>
-      <w:pPr>
-        <w:jc w:val="left"/>
-      </w:pPr>
-      <w:r>
-        <w:rPr>
-          <w:rFonts w:ascii="Arial" w:hAnsi="Arial" w:eastAsia="Arial"/>
-          <w:i w:val="0"/>
-          <w:color w:val="000000"/>
-          <w:sz w:val="22"/>
-        </w:rPr>
-        <w:t>— Character, my king.</w:t>
-      </w:r>
-    </w:p>
-    <w:p>
-      <w:pPr>
-        <w:pStyle w:val="Moral"/>
-        <w:keepNext/>
-        <w:keepLines/>
-        <w:widowControl/>
-        <w:spacing w:before="240" w:after="180" w:line="283" w:lineRule="auto"/>
-        <w:ind w:left="240" w:right="240"/>
-        <w:jc w:val="left"/>
-        <w:pBdr>
-          <w:top w:val="single" w:sz="8" w:space="7" w:color="E8D59A"/>
-          <w:left w:val="single" w:sz="32" w:space="11" w:color="C6A23A"/>
-          <w:bottom w:val="single" w:sz="8" w:space="7" w:color="E8D59A"/>
-          <w:right w:val="single" w:sz="8" w:space="11" w:color="E8D59A"/>
-        </w:pBdr>
-        <w:shd w:val="clear" w:color="auto" w:fill="FFF8E1"/>
-      </w:pPr>
-      <w:r>
-        <w:rPr>
-          <w:rFonts w:ascii="Arial" w:hAnsi="Arial" w:eastAsia="Arial" w:cs="Arial"/>
-          <w:b/>
-          <w:i w:val="0"/>
-          <w:color w:val="9A7417"/>
-          <w:sz w:val="22"/>
-        </w:rPr>
-        <w:t xml:space="preserve">Moral: </w:t>
-      </w:r>
-      <w:r>
-        <w:rPr>
-          <w:rFonts w:ascii="Arial" w:hAnsi="Arial" w:eastAsia="Arial" w:cs="Arial"/>
-          <w:b w:val="0"/>
-          <w:i w:val="0"/>
-          <w:color w:val="3F3826"/>
-          <w:sz w:val="22"/>
-        </w:rPr>
-        <w:t>Education does not change character; when the opportunity arises, the true nature is revealed. Knowledge is good, but character is more important.</w:t>
-      </w:r>
-    </w:p>
-    <w:p>
-      <w:pPr>
-        <w:keepLines/>
-        <w:widowControl/>
-        <w:spacing w:before="60" w:after="0" w:line="240" w:lineRule="auto"/>
-        <w:jc w:val="right"/>
-      </w:pPr>
-      <w:r>
-        <w:rPr>
-          <w:rFonts w:ascii="Arial" w:hAnsi="Arial" w:eastAsia="Arial" w:cs="Arial"/>
-          <w:b w:val="0"/>
-          <w:i/>
-          <w:color w:val="8A7950"/>
-          <w:sz w:val="17"/>
-        </w:rPr>
-        <w:t>The story was obtained from open Internet sources.</w:t>
+        <w:t>Source: Publicly available internet sources.</w:t>
       </w:r>
     </w:p>
     <w:sectPr>
       <w:pgSz w:w="12240" w:h="15840"/>
-      <w:pgMar w:top="1440" w:right="1440" w:bottom="1440" w:left="1440" w:header="708" w:footer="708" w:gutter="0"/>
+      <w:pgMar w:top="1080" w:right="1224" w:bottom="1080" w:left="1224" w:header="720" w:footer="720" w:gutter="0"/>
       <w:cols w:space="720"/>
       <w:docGrid w:linePitch="360"/>
     </w:sectPr>
@@ -657,12 +527,14 @@
     <w:qFormat/>
     <w:rsid w:val="00FC693F"/>
     <w:pPr>
-      <w:spacing w:before="0" w:after="160" w:line="276" w:lineRule="auto"/>
+      <w:widowControl/>
+      <w:spacing w:after="120" w:line="259" w:lineRule="auto"/>
     </w:pPr>
     <w:rPr>
-      <w:rFonts w:ascii="Arial" w:hAnsi="Arial" w:eastAsia="Arial"/>
+      <w:rFonts w:ascii="Arial" w:hAnsi="Arial"/>
       <w:color w:val="000000"/>
       <w:sz w:val="22"/>
+      <w:lang w:val="en-US"/>
     </w:rPr>
   </w:style>
   <w:style w:type="paragraph" w:styleId="Header">
@@ -1006,18 +878,17 @@
     <w:qFormat/>
     <w:rsid w:val="00FC693F"/>
     <w:pPr>
-      <w:pBdr>
-        <w:bottom w:val="single" w:sz="8" w:space="4" w:color="4F81BD" w:themeColor="accent1"/>
-      </w:pBdr>
-      <w:spacing w:after="300" w:line="240" w:lineRule="auto"/>
+      <w:keepNext/>
+      <w:spacing w:after="280" w:line="240" w:lineRule="auto"/>
       <w:contextualSpacing/>
     </w:pPr>
     <w:rPr>
-      <w:rFonts w:asciiTheme="majorHAnsi" w:eastAsiaTheme="majorEastAsia" w:hAnsiTheme="majorHAnsi" w:cstheme="majorBidi"/>
-      <w:color w:val="17365D" w:themeColor="text2" w:themeShade="BF"/>
+      <w:rFonts w:asciiTheme="majorHAnsi" w:eastAsiaTheme="majorEastAsia" w:hAnsiTheme="majorHAnsi" w:cstheme="majorBidi" w:ascii="Arial" w:hAnsi="Arial"/>
+      <w:b/>
+      <w:color w:val="000000"/>
       <w:spacing w:val="5"/>
       <w:kern w:val="28"/>
-      <w:sz w:val="52"/>
+      <w:sz w:val="34"/>
       <w:szCs w:val="52"/>
     </w:rPr>
   </w:style>
@@ -1493,9 +1364,6 @@
     <w:qFormat/>
     <w:rsid w:val="00FC693F"/>
     <w:pPr>
-      <w:pBdr>
-        <w:bottom w:val="single" w:sz="4" w:space="4" w:color="4F81BD" w:themeColor="accent1"/>
-      </w:pBdr>
       <w:spacing w:before="200" w:after="280"/>
       <w:ind w:left="936" w:right="936"/>
     </w:pPr>
@@ -12346,18 +12214,6 @@
         <w:shd w:val="clear" w:color="auto" w:fill="FBCAA2" w:themeFill="accent6" w:themeFillTint="7F"/>
       </w:tcPr>
     </w:tblStylePr>
-  </w:style>
-  <w:style w:type="paragraph" w:customStyle="1" w:styleId="Moral">
-    <w:name w:val="Moral"/>
-    <w:basedOn w:val="Normal"/>
-    <w:pPr>
-      <w:spacing w:before="160" w:after="0" w:line="276" w:lineRule="auto"/>
-    </w:pPr>
-    <w:rPr>
-      <w:rFonts w:ascii="Arial" w:hAnsi="Arial" w:eastAsia="Arial"/>
-      <w:i/>
-      <w:sz w:val="22"/>
-    </w:rPr>
   </w:style>
 </w:styles>
 </file>

--- a/en/wisdom-stories/education-or-character.docx
+++ b/en/wisdom-stories/education-or-character.docx
@@ -7,7 +7,7 @@
         <w:pStyle w:val="Title"/>
       </w:pPr>
       <w:r>
-        <w:t>Training or Nature?</w:t>
+        <w:t>Education or Character?</w:t>
       </w:r>
     </w:p>
     <w:p>
@@ -23,7 +23,7 @@
         <w:spacing w:after="80"/>
       </w:pPr>
       <w:r>
-        <w:t>“Which matters more: training or nature?”</w:t>
+        <w:t>“Minister, which matters more: education or character?”</w:t>
       </w:r>
     </w:p>
     <w:p>
@@ -39,13 +39,13 @@
         <w:spacing w:after="80"/>
       </w:pPr>
       <w:r>
-        <w:t>“Nature, Your Majesty.”</w:t>
+        <w:t>“Character, Your Majesty.”</w:t>
       </w:r>
     </w:p>
     <w:p>
       <w:pPr/>
       <w:r>
-        <w:t>The king ordered his subjects to find the finest animal trainer in the country. When the man was brought before him, the king asked:</w:t>
+        <w:t>The king had it proclaimed throughout the realm and ordered that the finest animal trainer be found and brought before him. When the man was brought before him, the king asked:</w:t>
       </w:r>
     </w:p>
     <w:p>
@@ -53,7 +53,7 @@
         <w:spacing w:after="80"/>
       </w:pPr>
       <w:r>
-        <w:t>“How long would it take you to teach a cat to serve guests with a bowl in its paw?”</w:t>
+        <w:t>“How long would it take you to teach a cat to serve guests with a tray in its paw?”</w:t>
       </w:r>
     </w:p>
     <w:p>
@@ -69,7 +69,7 @@
         <w:spacing w:after="80"/>
       </w:pPr>
       <w:r>
-        <w:t>Six months later, the trainer returned to the palace with the cat.</w:t>
+        <w:t>Six months later, the man was summoned to the palace with the cat he had trained.</w:t>
       </w:r>
     </w:p>
     <w:p>
@@ -99,13 +99,13 @@
         <w:spacing w:after="80"/>
       </w:pPr>
       <w:r>
-        <w:t>“Which matters more: training or nature?”</w:t>
+        <w:t>“Minister, which matters more: education or character?”</w:t>
       </w:r>
     </w:p>
     <w:p>
       <w:pPr/>
       <w:r>
-        <w:t>Before answering, the minister took a mouse from his pocket and released it. The cat immediately dropped the bowl and chased it.</w:t>
+        <w:t>Before answering, the minister took out the mouse he had kept ready in his pocket and released it. The cat immediately dropped the tray and chased it.</w:t>
       </w:r>
     </w:p>
     <w:p>
@@ -122,7 +122,7 @@
         <w:spacing w:after="80"/>
       </w:pPr>
       <w:r>
-        <w:t>“Nature, Your Majesty.”</w:t>
+        <w:t>“Character, Your Majesty.”</w:t>
       </w:r>
     </w:p>
     <w:p>
@@ -135,11 +135,9 @@
         <w:rPr>
           <w:b/>
         </w:rPr>
-        <w:t>Moral:</w:t>
+        <w:t>Moral: Education does not change character; when the chance comes, true nature shows itself. Being knowledgeable is good, but character is more important.</w:t>
       </w:r>
-      <w:r>
-        <w:t xml:space="preserve"> Training may shape behavior, but an opportunity can reveal the nature beneath it. Learning matters, but character matters too.</w:t>
-      </w:r>
+      <w:r/>
     </w:p>
     <w:p>
       <w:pPr>
@@ -150,7 +148,7 @@
           <w:i/>
           <w:sz w:val="18"/>
         </w:rPr>
-        <w:t>Source: Publicly available internet sources.</w:t>
+        <w:t>Stories are taken from open Internet sources; illustrations were created with AI.</w:t>
       </w:r>
     </w:p>
     <w:sectPr>

--- a/en/wisdom-stories/education-or-character.docx
+++ b/en/wisdom-stories/education-or-character.docx
@@ -170,7 +170,7 @@
         <w:rPr>
           <w:lang/>
         </w:rPr>
-        <w:t>The king fell silent. The behaviour that had impressed everyone had vanished in an instant.</w:t>
+        <w:t xml:space="preserve">The king fell silent. The behavior that had impressed everyone had vanished in an instant.</w:t>
       </w:r>
     </w:p>
     <w:p>
@@ -191,7 +191,7 @@
         <w:rPr>
           <w:lang/>
         </w:rPr>
-        <w:t xml:space="preserve"> Learned behaviour is not the same as strength of character. The value of education should be evident not only in knowledge and skills, but also in honesty, responsibility, and the choices we make when tested.</w:t>
+        <w:t xml:space="preserve"> Learned behavior is not the same as strength of character. The value of education should be evident not only in knowledge and skills, but also in honesty, responsibility, and the choices we make when tested.</w:t>
       </w:r>
     </w:p>
     <w:p>
